--- a/12.LinkedList/71 - Inplace reversal.docx
+++ b/12.LinkedList/71 - Inplace reversal.docx
@@ -312,255 +312,103 @@
     </w:p>
     <w:p>
       <w:r>
-        <w:t xml:space="preserve">    public </w:t>
-      </w:r>
-      <w:proofErr w:type="spellStart"/>
-      <w:r>
-        <w:t>ListNode</w:t>
-      </w:r>
-      <w:proofErr w:type="spellEnd"/>
-      <w:r>
-        <w:t xml:space="preserve"> </w:t>
-      </w:r>
-      <w:proofErr w:type="spellStart"/>
-      <w:r>
-        <w:t>deleteDuplicates</w:t>
-      </w:r>
-      <w:proofErr w:type="spellEnd"/>
-      <w:r>
-        <w:t>(</w:t>
-      </w:r>
-      <w:proofErr w:type="spellStart"/>
-      <w:r>
-        <w:t>ListNode</w:t>
-      </w:r>
-      <w:proofErr w:type="spellEnd"/>
-      <w:r>
-        <w:t xml:space="preserve"> head) {</w:t>
+        <w:t>    public ListNode deleteDuplicates(ListNode head) {</w:t>
+      </w:r>
+    </w:p>
+    <w:p>
+      <w:r>
+        <w:t>        ListNode dummy = new ListNode(0);</w:t>
+      </w:r>
+    </w:p>
+    <w:p>
+      <w:r>
+        <w:t>        dummy.next = head;</w:t>
+      </w:r>
+    </w:p>
+    <w:p>
+      <w:r>
+        <w:t>        ListNode prev = dummy;</w:t>
+      </w:r>
+    </w:p>
+    <w:p>
+      <w:r>
+        <w:t>        while(head!=null)</w:t>
+      </w:r>
+    </w:p>
+    <w:p>
+      <w:r>
+        <w:t>        {</w:t>
+      </w:r>
+    </w:p>
+    <w:p>
+      <w:r>
+        <w:t>            boolean dup = false;</w:t>
+      </w:r>
+    </w:p>
+    <w:p>
+      <w:r>
+        <w:t>            while(head.next!=null &amp;&amp; head.val==head.next.val)</w:t>
+      </w:r>
+    </w:p>
+    <w:p>
+      <w:r>
+        <w:t>            {</w:t>
+      </w:r>
+    </w:p>
+    <w:p>
+      <w:r>
+        <w:t>                dup = true;</w:t>
+      </w:r>
+    </w:p>
+    <w:p>
+      <w:r>
+        <w:t>                head = head.next;</w:t>
+      </w:r>
+    </w:p>
+    <w:p>
+      <w:r>
+        <w:t>            }</w:t>
+      </w:r>
+    </w:p>
+    <w:p>
+      <w:r>
+        <w:t>            if(dup)</w:t>
+      </w:r>
+    </w:p>
+    <w:p>
+      <w:r>
+        <w:t>                prev.next = head.next;</w:t>
+      </w:r>
+    </w:p>
+    <w:p>
+      <w:r>
+        <w:t>            else</w:t>
+      </w:r>
+    </w:p>
+    <w:p>
+      <w:r>
+        <w:t>                prev = prev.next;</w:t>
+      </w:r>
+    </w:p>
+    <w:p>
+      <w:r>
+        <w:t>            head = head.next;</w:t>
+      </w:r>
+    </w:p>
+    <w:p>
+      <w:r>
+        <w:t>        }</w:t>
+      </w:r>
+    </w:p>
+    <w:p>
+      <w:r>
+        <w:t>        return dummy.next;</w:t>
       </w:r>
     </w:p>
     <w:p>
       <w:r>
         <w:t xml:space="preserve">        </w:t>
       </w:r>
-      <w:proofErr w:type="spellStart"/>
-      <w:r>
-        <w:t>ListNode</w:t>
-      </w:r>
-      <w:proofErr w:type="spellEnd"/>
-      <w:r>
-        <w:t xml:space="preserve"> dummy = new </w:t>
-      </w:r>
-      <w:proofErr w:type="spellStart"/>
-      <w:r>
-        <w:t>ListNode</w:t>
-      </w:r>
-      <w:proofErr w:type="spellEnd"/>
-      <w:r>
-        <w:t>(0);</w:t>
-      </w:r>
-    </w:p>
-    <w:p>
-      <w:r>
-        <w:t xml:space="preserve">        </w:t>
-      </w:r>
-      <w:proofErr w:type="spellStart"/>
-      <w:r>
-        <w:t>dummy.next</w:t>
-      </w:r>
-      <w:proofErr w:type="spellEnd"/>
-      <w:r>
-        <w:t xml:space="preserve"> = head;</w:t>
-      </w:r>
-    </w:p>
-    <w:p>
-      <w:r>
-        <w:t xml:space="preserve">        </w:t>
-      </w:r>
-      <w:proofErr w:type="spellStart"/>
-      <w:r>
-        <w:t>ListNode</w:t>
-      </w:r>
-      <w:proofErr w:type="spellEnd"/>
-      <w:r>
-        <w:t xml:space="preserve"> </w:t>
-      </w:r>
-      <w:proofErr w:type="spellStart"/>
-      <w:r>
-        <w:t>prev</w:t>
-      </w:r>
-      <w:proofErr w:type="spellEnd"/>
-      <w:r>
-        <w:t xml:space="preserve"> = dummy;</w:t>
-      </w:r>
-    </w:p>
-    <w:p>
-      <w:r>
-        <w:t>        while(head!=null)</w:t>
-      </w:r>
-    </w:p>
-    <w:p>
-      <w:r>
-        <w:t>        {</w:t>
-      </w:r>
-    </w:p>
-    <w:p>
-      <w:r>
-        <w:t xml:space="preserve">            </w:t>
-      </w:r>
-      <w:proofErr w:type="spellStart"/>
-      <w:r>
-        <w:t>boolean</w:t>
-      </w:r>
-      <w:proofErr w:type="spellEnd"/>
-      <w:r>
-        <w:t xml:space="preserve"> dup = false;</w:t>
-      </w:r>
-    </w:p>
-    <w:p>
-      <w:r>
-        <w:t>            while(</w:t>
-      </w:r>
-      <w:proofErr w:type="spellStart"/>
-      <w:r>
-        <w:t>head.next</w:t>
-      </w:r>
-      <w:proofErr w:type="spellEnd"/>
-      <w:r>
-        <w:t xml:space="preserve">!=null &amp;&amp; </w:t>
-      </w:r>
-      <w:proofErr w:type="spellStart"/>
-      <w:r>
-        <w:t>head.val</w:t>
-      </w:r>
-      <w:proofErr w:type="spellEnd"/>
-      <w:r>
-        <w:t>==</w:t>
-      </w:r>
-      <w:proofErr w:type="spellStart"/>
-      <w:r>
-        <w:t>head.next.val</w:t>
-      </w:r>
-      <w:proofErr w:type="spellEnd"/>
-      <w:r>
-        <w:t>)</w:t>
-      </w:r>
-    </w:p>
-    <w:p>
-      <w:r>
-        <w:t>            {</w:t>
-      </w:r>
-    </w:p>
-    <w:p>
-      <w:r>
-        <w:t>                dup = true;</w:t>
-      </w:r>
-    </w:p>
-    <w:p>
-      <w:r>
-        <w:t xml:space="preserve">                head = </w:t>
-      </w:r>
-      <w:proofErr w:type="spellStart"/>
-      <w:r>
-        <w:t>head.next</w:t>
-      </w:r>
-      <w:proofErr w:type="spellEnd"/>
-      <w:r>
-        <w:t>;</w:t>
-      </w:r>
-    </w:p>
-    <w:p>
-      <w:r>
-        <w:t>            }</w:t>
-      </w:r>
-    </w:p>
-    <w:p>
-      <w:r>
-        <w:t>            if(dup)</w:t>
-      </w:r>
-    </w:p>
-    <w:p>
-      <w:r>
-        <w:t xml:space="preserve">                </w:t>
-      </w:r>
-      <w:proofErr w:type="spellStart"/>
-      <w:r>
-        <w:t>prev.next</w:t>
-      </w:r>
-      <w:proofErr w:type="spellEnd"/>
-      <w:r>
-        <w:t xml:space="preserve"> = </w:t>
-      </w:r>
-      <w:proofErr w:type="spellStart"/>
-      <w:r>
-        <w:t>head.next</w:t>
-      </w:r>
-      <w:proofErr w:type="spellEnd"/>
-      <w:r>
-        <w:t>;</w:t>
-      </w:r>
-    </w:p>
-    <w:p>
-      <w:r>
-        <w:t>            else</w:t>
-      </w:r>
-    </w:p>
-    <w:p>
-      <w:r>
-        <w:t xml:space="preserve">                </w:t>
-      </w:r>
-      <w:proofErr w:type="spellStart"/>
-      <w:r>
-        <w:t>prev</w:t>
-      </w:r>
-      <w:proofErr w:type="spellEnd"/>
-      <w:r>
-        <w:t xml:space="preserve"> = </w:t>
-      </w:r>
-      <w:proofErr w:type="spellStart"/>
-      <w:r>
-        <w:t>prev.next</w:t>
-      </w:r>
-      <w:proofErr w:type="spellEnd"/>
-      <w:r>
-        <w:t>;</w:t>
-      </w:r>
-    </w:p>
-    <w:p>
-      <w:r>
-        <w:t xml:space="preserve">            head = </w:t>
-      </w:r>
-      <w:proofErr w:type="spellStart"/>
-      <w:r>
-        <w:t>head.next</w:t>
-      </w:r>
-      <w:proofErr w:type="spellEnd"/>
-      <w:r>
-        <w:t>;</w:t>
-      </w:r>
-    </w:p>
-    <w:p>
-      <w:r>
-        <w:t>        }</w:t>
-      </w:r>
-    </w:p>
-    <w:p>
-      <w:r>
-        <w:t xml:space="preserve">        return </w:t>
-      </w:r>
-      <w:proofErr w:type="spellStart"/>
-      <w:r>
-        <w:t>dummy.next</w:t>
-      </w:r>
-      <w:proofErr w:type="spellEnd"/>
-      <w:r>
-        <w:t>;</w:t>
-      </w:r>
-    </w:p>
-    <w:p>
-      <w:r>
-        <w:t xml:space="preserve">        </w:t>
-      </w:r>
     </w:p>
     <w:p>
       <w:r>
@@ -570,19 +418,19 @@
         <w:t>}</w:t>
       </w:r>
     </w:p>
-    <w:p/>
-    <w:p>
-      <w:pPr>
-        <w:rPr>
-          <w:b/>
-          <w:bCs/>
-        </w:rPr>
-      </w:pPr>
-      <w:r>
-        <w:rPr>
-          <w:b/>
-          <w:bCs/>
-        </w:rPr>
+    <w:p>
+      <w:pPr>
+        <w:rPr>
+          <w:b/>
+          <w:bCs/>
+        </w:rPr>
+      </w:pPr>
+      <w:r>
+        <w:rPr>
+          <w:b/>
+          <w:bCs/>
+        </w:rPr>
+        <w:lastRenderedPageBreak/>
         <w:t>LC#206 REVERSE A LINKED LIST:</w:t>
       </w:r>
     </w:p>
@@ -720,6 +568,7 @@
         </w:rPr>
       </w:pPr>
       <w:r>
+        <w:lastRenderedPageBreak/>
         <w:t xml:space="preserve">    </w:t>
       </w:r>
       <w:r>
@@ -894,101 +743,199 @@
           <w:bCs/>
         </w:rPr>
       </w:pPr>
-    </w:p>
-    <w:p>
-      <w:pPr>
-        <w:rPr>
-          <w:b/>
-          <w:bCs/>
-        </w:rPr>
-      </w:pPr>
-    </w:p>
-    <w:p>
-      <w:pPr>
-        <w:rPr>
-          <w:b/>
-          <w:bCs/>
-        </w:rPr>
-      </w:pPr>
-    </w:p>
-    <w:p>
-      <w:pPr>
-        <w:rPr>
-          <w:b/>
-          <w:bCs/>
-        </w:rPr>
-      </w:pPr>
-    </w:p>
-    <w:p>
-      <w:pPr>
-        <w:rPr>
-          <w:b/>
-          <w:bCs/>
-        </w:rPr>
-      </w:pPr>
-    </w:p>
-    <w:p>
-      <w:pPr>
-        <w:rPr>
-          <w:b/>
-          <w:bCs/>
-        </w:rPr>
-      </w:pPr>
-    </w:p>
-    <w:p>
-      <w:pPr>
-        <w:rPr>
-          <w:b/>
-          <w:bCs/>
-        </w:rPr>
-      </w:pPr>
-    </w:p>
-    <w:p>
-      <w:pPr>
-        <w:rPr>
-          <w:b/>
-          <w:bCs/>
-        </w:rPr>
-      </w:pPr>
-    </w:p>
-    <w:p>
-      <w:pPr>
-        <w:rPr>
-          <w:b/>
-          <w:bCs/>
-        </w:rPr>
-      </w:pPr>
-    </w:p>
-    <w:p>
-      <w:pPr>
-        <w:rPr>
-          <w:b/>
-          <w:bCs/>
-        </w:rPr>
-      </w:pPr>
-    </w:p>
-    <w:p>
-      <w:pPr>
-        <w:rPr>
-          <w:b/>
-          <w:bCs/>
-        </w:rPr>
-      </w:pPr>
-    </w:p>
-    <w:p>
-      <w:pPr>
-        <w:rPr>
-          <w:b/>
-          <w:bCs/>
-        </w:rPr>
-      </w:pPr>
-      <w:r>
-        <w:rPr>
-          <w:b/>
-          <w:bCs/>
-        </w:rPr>
+      <w:r>
+        <w:rPr>
+          <w:b/>
+          <w:bCs/>
+        </w:rPr>
+        <w:t>APP1:BREAK CHAIN</w:t>
+      </w:r>
+    </w:p>
+    <w:p>
+      <w:r>
+        <w:t>class Solution {</w:t>
+      </w:r>
+    </w:p>
+    <w:p>
+      <w:r>
+        <w:t>    public ListNode reverseBetween(ListNode head, int left, int right) {</w:t>
+      </w:r>
+    </w:p>
+    <w:p>
+      <w:r>
+        <w:t>        if(head==null || head.next==null || left ==right)</w:t>
+      </w:r>
+    </w:p>
+    <w:p>
+      <w:r>
+        <w:t>            return head;</w:t>
+      </w:r>
+    </w:p>
+    <w:p>
+      <w:r>
+        <w:t>        ListNode dummy = new ListNode(-1);</w:t>
+      </w:r>
+    </w:p>
+    <w:p>
+      <w:r>
+        <w:t>        dummy.next = head;</w:t>
+      </w:r>
+    </w:p>
+    <w:p>
+      <w:r>
+        <w:t>        ListNode prev = dummy;</w:t>
+      </w:r>
+    </w:p>
+    <w:p>
+      <w:r>
+        <w:t>        for(int i =1 ; i&lt;left ;i++)</w:t>
+      </w:r>
+    </w:p>
+    <w:p>
+      <w:r>
+        <w:t>            prev = prev.next;</w:t>
+      </w:r>
+    </w:p>
+    <w:p>
+      <w:r>
+        <w:t>        ListNode start = prev.next;//rev start node</w:t>
+      </w:r>
+    </w:p>
+    <w:p>
+      <w:r>
+        <w:t>        ListNode end = start;</w:t>
+      </w:r>
+    </w:p>
+    <w:p>
+      <w:r>
         <w:lastRenderedPageBreak/>
-        <w:t>APP1:BREAK CHAIN</w:t>
+        <w:t>        for(int i = left;i&lt;right;i++)</w:t>
+      </w:r>
+    </w:p>
+    <w:p>
+      <w:r>
+        <w:t>            end = end.next;</w:t>
+      </w:r>
+    </w:p>
+    <w:p>
+      <w:r>
+        <w:t>        ListNode rem = end.next;</w:t>
+      </w:r>
+    </w:p>
+    <w:p>
+      <w:r>
+        <w:t>        end.next =null;</w:t>
+      </w:r>
+    </w:p>
+    <w:p>
+      <w:r>
+        <w:t>        ListNode rev = revNode(start);</w:t>
+      </w:r>
+    </w:p>
+    <w:p>
+      <w:r>
+        <w:t>        prev.next = rev;</w:t>
+      </w:r>
+    </w:p>
+    <w:p>
+      <w:r>
+        <w:t>        start.next = rem;</w:t>
+      </w:r>
+    </w:p>
+    <w:p>
+      <w:r>
+        <w:t>        return dummy.next;</w:t>
+      </w:r>
+    </w:p>
+    <w:p>
+      <w:r>
+        <w:t>       }</w:t>
+      </w:r>
+    </w:p>
+    <w:p>
+      <w:r>
+        <w:t>    public ListNode revNode(ListNode head)</w:t>
+      </w:r>
+    </w:p>
+    <w:p>
+      <w:r>
+        <w:t>    {</w:t>
+      </w:r>
+    </w:p>
+    <w:p>
+      <w:r>
+        <w:t>        ListNode curr = head;</w:t>
+      </w:r>
+    </w:p>
+    <w:p>
+      <w:r>
+        <w:t>        ListNode prev = null;</w:t>
+      </w:r>
+    </w:p>
+    <w:p>
+      <w:r>
+        <w:t>        while(curr!=null)</w:t>
+      </w:r>
+    </w:p>
+    <w:p>
+      <w:r>
+        <w:t>        {</w:t>
+      </w:r>
+    </w:p>
+    <w:p>
+      <w:r>
+        <w:t>            ListNode nn = curr.next;</w:t>
+      </w:r>
+    </w:p>
+    <w:p>
+      <w:r>
+        <w:t>            curr.next = prev;</w:t>
+      </w:r>
+    </w:p>
+    <w:p>
+      <w:r>
+        <w:t>            prev = curr;</w:t>
+      </w:r>
+    </w:p>
+    <w:p>
+      <w:r>
+        <w:t>            curr = nn;</w:t>
+      </w:r>
+    </w:p>
+    <w:p>
+      <w:r>
+        <w:t>        }</w:t>
+      </w:r>
+    </w:p>
+    <w:p>
+      <w:r>
+        <w:t>        return prev;</w:t>
+      </w:r>
+    </w:p>
+    <w:p>
+      <w:r>
+        <w:t>    }</w:t>
+      </w:r>
+    </w:p>
+    <w:p>
+      <w:r>
+        <w:t>}</w:t>
+      </w:r>
+    </w:p>
+    <w:p/>
+    <w:p>
+      <w:pPr>
+        <w:rPr>
+          <w:b/>
+          <w:bCs/>
+        </w:rPr>
+      </w:pPr>
+      <w:r>
+        <w:rPr>
+          <w:b/>
+          <w:bCs/>
+        </w:rPr>
+        <w:t>APP2: no braking</w:t>
       </w:r>
     </w:p>
     <w:p>
@@ -998,516 +945,39 @@
     </w:p>
     <w:p>
       <w:r>
-        <w:t xml:space="preserve">    public </w:t>
-      </w:r>
-      <w:proofErr w:type="spellStart"/>
-      <w:r>
-        <w:t>ListNode</w:t>
-      </w:r>
-      <w:proofErr w:type="spellEnd"/>
-      <w:r>
-        <w:t xml:space="preserve"> </w:t>
-      </w:r>
-      <w:proofErr w:type="spellStart"/>
-      <w:r>
-        <w:t>reverseBetween</w:t>
-      </w:r>
-      <w:proofErr w:type="spellEnd"/>
-      <w:r>
-        <w:t>(</w:t>
-      </w:r>
-      <w:proofErr w:type="spellStart"/>
-      <w:r>
-        <w:t>ListNode</w:t>
-      </w:r>
-      <w:proofErr w:type="spellEnd"/>
-      <w:r>
-        <w:t xml:space="preserve"> head, int left, int right) {</w:t>
-      </w:r>
-    </w:p>
-    <w:p>
-      <w:r>
-        <w:t xml:space="preserve">        if(head==null || </w:t>
-      </w:r>
-      <w:proofErr w:type="spellStart"/>
-      <w:r>
-        <w:t>head.next</w:t>
-      </w:r>
-      <w:proofErr w:type="spellEnd"/>
-      <w:r>
-        <w:t>==null || left ==right)</w:t>
-      </w:r>
-    </w:p>
-    <w:p>
-      <w:r>
-        <w:t>            return head;</w:t>
-      </w:r>
-    </w:p>
-    <w:p>
-      <w:r>
-        <w:t xml:space="preserve">        </w:t>
-      </w:r>
-      <w:proofErr w:type="spellStart"/>
-      <w:r>
-        <w:t>ListNode</w:t>
-      </w:r>
-      <w:proofErr w:type="spellEnd"/>
-      <w:r>
-        <w:t xml:space="preserve"> dummy = new </w:t>
-      </w:r>
-      <w:proofErr w:type="spellStart"/>
-      <w:r>
-        <w:t>ListNode</w:t>
-      </w:r>
-      <w:proofErr w:type="spellEnd"/>
-      <w:r>
-        <w:t>(-1);</w:t>
-      </w:r>
-    </w:p>
-    <w:p>
-      <w:r>
-        <w:t xml:space="preserve">        </w:t>
-      </w:r>
-      <w:proofErr w:type="spellStart"/>
-      <w:r>
-        <w:t>dummy.next</w:t>
-      </w:r>
-      <w:proofErr w:type="spellEnd"/>
-      <w:r>
-        <w:t xml:space="preserve"> = head;</w:t>
-      </w:r>
-    </w:p>
-    <w:p>
-      <w:r>
-        <w:t xml:space="preserve">        </w:t>
-      </w:r>
-      <w:proofErr w:type="spellStart"/>
-      <w:r>
-        <w:t>ListNode</w:t>
-      </w:r>
-      <w:proofErr w:type="spellEnd"/>
-      <w:r>
-        <w:t xml:space="preserve"> </w:t>
-      </w:r>
-      <w:proofErr w:type="spellStart"/>
-      <w:r>
-        <w:t>prev</w:t>
-      </w:r>
-      <w:proofErr w:type="spellEnd"/>
-      <w:r>
-        <w:t xml:space="preserve"> = dummy;</w:t>
-      </w:r>
-    </w:p>
-    <w:p>
-      <w:r>
-        <w:t xml:space="preserve">        for(int </w:t>
-      </w:r>
-      <w:proofErr w:type="spellStart"/>
-      <w:r>
-        <w:t>i</w:t>
-      </w:r>
-      <w:proofErr w:type="spellEnd"/>
-      <w:r>
-        <w:t xml:space="preserve"> =1 ; </w:t>
-      </w:r>
-      <w:proofErr w:type="spellStart"/>
-      <w:r>
-        <w:t>i</w:t>
-      </w:r>
-      <w:proofErr w:type="spellEnd"/>
-      <w:r>
-        <w:t>&lt;left ;</w:t>
-      </w:r>
-      <w:proofErr w:type="spellStart"/>
-      <w:r>
-        <w:t>i</w:t>
-      </w:r>
-      <w:proofErr w:type="spellEnd"/>
-      <w:r>
-        <w:t>++)</w:t>
-      </w:r>
-    </w:p>
-    <w:p>
-      <w:r>
-        <w:t xml:space="preserve">            </w:t>
-      </w:r>
-      <w:proofErr w:type="spellStart"/>
-      <w:r>
-        <w:t>prev</w:t>
-      </w:r>
-      <w:proofErr w:type="spellEnd"/>
-      <w:r>
-        <w:t xml:space="preserve"> = </w:t>
-      </w:r>
-      <w:proofErr w:type="spellStart"/>
-      <w:r>
-        <w:t>prev.next</w:t>
-      </w:r>
-      <w:proofErr w:type="spellEnd"/>
-      <w:r>
-        <w:t>;</w:t>
-      </w:r>
-    </w:p>
-    <w:p>
-      <w:r>
-        <w:t xml:space="preserve">        </w:t>
-      </w:r>
-      <w:proofErr w:type="spellStart"/>
-      <w:r>
-        <w:t>ListNode</w:t>
-      </w:r>
-      <w:proofErr w:type="spellEnd"/>
-      <w:r>
-        <w:t xml:space="preserve"> start = </w:t>
-      </w:r>
-      <w:proofErr w:type="spellStart"/>
-      <w:r>
-        <w:t>prev.next</w:t>
-      </w:r>
-      <w:proofErr w:type="spellEnd"/>
-      <w:r>
-        <w:t>;//rev start node</w:t>
-      </w:r>
-    </w:p>
-    <w:p>
-      <w:r>
-        <w:t xml:space="preserve">        </w:t>
-      </w:r>
-      <w:proofErr w:type="spellStart"/>
-      <w:r>
-        <w:t>ListNode</w:t>
-      </w:r>
-      <w:proofErr w:type="spellEnd"/>
-      <w:r>
-        <w:t xml:space="preserve"> end = start;</w:t>
-      </w:r>
-    </w:p>
-    <w:p>
-      <w:r>
-        <w:t xml:space="preserve">        for(int </w:t>
-      </w:r>
-      <w:proofErr w:type="spellStart"/>
-      <w:r>
-        <w:t>i</w:t>
-      </w:r>
-      <w:proofErr w:type="spellEnd"/>
-      <w:r>
-        <w:t xml:space="preserve"> = </w:t>
-      </w:r>
-      <w:proofErr w:type="spellStart"/>
-      <w:r>
-        <w:t>left;i</w:t>
-      </w:r>
-      <w:proofErr w:type="spellEnd"/>
-      <w:r>
-        <w:t>&lt;</w:t>
-      </w:r>
-      <w:proofErr w:type="spellStart"/>
-      <w:r>
-        <w:t>right;i</w:t>
-      </w:r>
-      <w:proofErr w:type="spellEnd"/>
-      <w:r>
-        <w:t>++)</w:t>
-      </w:r>
-    </w:p>
-    <w:p>
-      <w:r>
-        <w:t xml:space="preserve">            end = </w:t>
-      </w:r>
-      <w:proofErr w:type="spellStart"/>
-      <w:r>
-        <w:t>end.next</w:t>
-      </w:r>
-      <w:proofErr w:type="spellEnd"/>
-      <w:r>
-        <w:t>;</w:t>
-      </w:r>
-    </w:p>
-    <w:p>
-      <w:r>
-        <w:t xml:space="preserve">        </w:t>
-      </w:r>
-      <w:proofErr w:type="spellStart"/>
-      <w:r>
-        <w:t>ListNode</w:t>
-      </w:r>
-      <w:proofErr w:type="spellEnd"/>
-      <w:r>
-        <w:t xml:space="preserve"> rem = </w:t>
-      </w:r>
-      <w:proofErr w:type="spellStart"/>
-      <w:r>
-        <w:t>end.next</w:t>
-      </w:r>
-      <w:proofErr w:type="spellEnd"/>
-      <w:r>
-        <w:t>;</w:t>
-      </w:r>
-    </w:p>
-    <w:p>
-      <w:r>
-        <w:t xml:space="preserve">        </w:t>
-      </w:r>
-      <w:proofErr w:type="spellStart"/>
-      <w:r>
-        <w:t>end.next</w:t>
-      </w:r>
-      <w:proofErr w:type="spellEnd"/>
-      <w:r>
-        <w:t xml:space="preserve"> =null;</w:t>
-      </w:r>
-    </w:p>
-    <w:p>
-      <w:r>
-        <w:t xml:space="preserve">        </w:t>
-      </w:r>
-      <w:proofErr w:type="spellStart"/>
-      <w:r>
-        <w:t>ListNode</w:t>
-      </w:r>
-      <w:proofErr w:type="spellEnd"/>
-      <w:r>
-        <w:t xml:space="preserve"> rev = </w:t>
-      </w:r>
-      <w:proofErr w:type="spellStart"/>
-      <w:r>
-        <w:t>revNode</w:t>
-      </w:r>
-      <w:proofErr w:type="spellEnd"/>
-      <w:r>
-        <w:t>(start);</w:t>
-      </w:r>
-    </w:p>
-    <w:p>
-      <w:r>
-        <w:t xml:space="preserve">        </w:t>
-      </w:r>
-      <w:proofErr w:type="spellStart"/>
-      <w:r>
-        <w:t>prev.next</w:t>
-      </w:r>
-      <w:proofErr w:type="spellEnd"/>
-      <w:r>
-        <w:t xml:space="preserve"> = rev;</w:t>
-      </w:r>
-    </w:p>
-    <w:p>
-      <w:r>
-        <w:t xml:space="preserve">        </w:t>
-      </w:r>
-      <w:proofErr w:type="spellStart"/>
-      <w:r>
-        <w:t>start.next</w:t>
-      </w:r>
-      <w:proofErr w:type="spellEnd"/>
-      <w:r>
-        <w:t xml:space="preserve"> = rem;</w:t>
-      </w:r>
-    </w:p>
-    <w:p>
-      <w:r>
-        <w:t xml:space="preserve">        return </w:t>
-      </w:r>
-      <w:proofErr w:type="spellStart"/>
-      <w:r>
-        <w:t>dummy.next</w:t>
-      </w:r>
-      <w:proofErr w:type="spellEnd"/>
-      <w:r>
-        <w:t>;</w:t>
-      </w:r>
-    </w:p>
-    <w:p>
-      <w:r>
-        <w:t>       }</w:t>
-      </w:r>
-    </w:p>
-    <w:p>
-      <w:r>
-        <w:t xml:space="preserve">    public </w:t>
-      </w:r>
-      <w:proofErr w:type="spellStart"/>
-      <w:r>
-        <w:t>ListNode</w:t>
-      </w:r>
-      <w:proofErr w:type="spellEnd"/>
-      <w:r>
-        <w:t xml:space="preserve"> </w:t>
-      </w:r>
-      <w:proofErr w:type="spellStart"/>
-      <w:r>
-        <w:t>revNode</w:t>
-      </w:r>
-      <w:proofErr w:type="spellEnd"/>
-      <w:r>
-        <w:t>(</w:t>
-      </w:r>
-      <w:proofErr w:type="spellStart"/>
-      <w:r>
-        <w:t>ListNode</w:t>
-      </w:r>
-      <w:proofErr w:type="spellEnd"/>
-      <w:r>
-        <w:t xml:space="preserve"> head)</w:t>
-      </w:r>
-    </w:p>
-    <w:p>
-      <w:r>
-        <w:t>    {</w:t>
-      </w:r>
-    </w:p>
-    <w:p>
-      <w:r>
-        <w:t xml:space="preserve">        </w:t>
-      </w:r>
-      <w:proofErr w:type="spellStart"/>
-      <w:r>
-        <w:t>ListNode</w:t>
-      </w:r>
-      <w:proofErr w:type="spellEnd"/>
-      <w:r>
-        <w:t xml:space="preserve"> </w:t>
-      </w:r>
-      <w:proofErr w:type="spellStart"/>
-      <w:r>
-        <w:t>curr</w:t>
-      </w:r>
-      <w:proofErr w:type="spellEnd"/>
-      <w:r>
-        <w:t xml:space="preserve"> = head;</w:t>
-      </w:r>
-    </w:p>
-    <w:p>
-      <w:r>
-        <w:t xml:space="preserve">        </w:t>
-      </w:r>
-      <w:proofErr w:type="spellStart"/>
-      <w:r>
-        <w:t>ListNode</w:t>
-      </w:r>
-      <w:proofErr w:type="spellEnd"/>
-      <w:r>
-        <w:t xml:space="preserve"> </w:t>
-      </w:r>
-      <w:proofErr w:type="spellStart"/>
-      <w:r>
-        <w:t>prev</w:t>
-      </w:r>
-      <w:proofErr w:type="spellEnd"/>
-      <w:r>
-        <w:t xml:space="preserve"> = null;</w:t>
-      </w:r>
-    </w:p>
-    <w:p>
-      <w:r>
-        <w:t>        while(</w:t>
-      </w:r>
-      <w:proofErr w:type="spellStart"/>
-      <w:r>
-        <w:t>curr</w:t>
-      </w:r>
-      <w:proofErr w:type="spellEnd"/>
-      <w:r>
-        <w:t>!=null)</w:t>
-      </w:r>
-    </w:p>
-    <w:p>
-      <w:r>
-        <w:t>        {</w:t>
-      </w:r>
-    </w:p>
-    <w:p>
-      <w:r>
-        <w:t xml:space="preserve">            </w:t>
-      </w:r>
-      <w:proofErr w:type="spellStart"/>
-      <w:r>
-        <w:t>ListNode</w:t>
-      </w:r>
-      <w:proofErr w:type="spellEnd"/>
-      <w:r>
-        <w:t xml:space="preserve"> </w:t>
-      </w:r>
-      <w:proofErr w:type="spellStart"/>
-      <w:r>
-        <w:t>nn</w:t>
-      </w:r>
-      <w:proofErr w:type="spellEnd"/>
-      <w:r>
-        <w:t xml:space="preserve"> = </w:t>
-      </w:r>
-      <w:proofErr w:type="spellStart"/>
-      <w:r>
-        <w:t>curr.next</w:t>
-      </w:r>
-      <w:proofErr w:type="spellEnd"/>
-      <w:r>
-        <w:t>;</w:t>
+        <w:t>    public ListNode reverseBetween(ListNode head, int left, int right) {</w:t>
+      </w:r>
+    </w:p>
+    <w:p>
+      <w:r>
+        <w:t>        if (head == null || left == right) return head;</w:t>
       </w:r>
     </w:p>
     <w:p>
       <w:r>
         <w:lastRenderedPageBreak/>
-        <w:t xml:space="preserve">            </w:t>
-      </w:r>
-      <w:proofErr w:type="spellStart"/>
-      <w:r>
-        <w:t>curr.next</w:t>
-      </w:r>
-      <w:proofErr w:type="spellEnd"/>
-      <w:r>
-        <w:t xml:space="preserve"> = </w:t>
-      </w:r>
-      <w:proofErr w:type="spellStart"/>
-      <w:r>
-        <w:t>prev</w:t>
-      </w:r>
-      <w:proofErr w:type="spellEnd"/>
-      <w:r>
-        <w:t>;</w:t>
-      </w:r>
-    </w:p>
-    <w:p>
-      <w:r>
-        <w:t xml:space="preserve">            </w:t>
-      </w:r>
-      <w:proofErr w:type="spellStart"/>
-      <w:r>
-        <w:t>prev</w:t>
-      </w:r>
-      <w:proofErr w:type="spellEnd"/>
-      <w:r>
-        <w:t xml:space="preserve"> = </w:t>
-      </w:r>
-      <w:proofErr w:type="spellStart"/>
-      <w:r>
-        <w:t>curr</w:t>
-      </w:r>
-      <w:proofErr w:type="spellEnd"/>
-      <w:r>
-        <w:t>;</w:t>
-      </w:r>
-    </w:p>
-    <w:p>
-      <w:r>
-        <w:t xml:space="preserve">            </w:t>
-      </w:r>
-      <w:proofErr w:type="spellStart"/>
-      <w:r>
-        <w:t>curr</w:t>
-      </w:r>
-      <w:proofErr w:type="spellEnd"/>
-      <w:r>
-        <w:t xml:space="preserve"> = </w:t>
-      </w:r>
-      <w:proofErr w:type="spellStart"/>
-      <w:r>
-        <w:t>nn</w:t>
-      </w:r>
-      <w:proofErr w:type="spellEnd"/>
-      <w:r>
-        <w:t>;</w:t>
+        <w:t>        ListNode dummy = new ListNode(0);</w:t>
+      </w:r>
+    </w:p>
+    <w:p>
+      <w:r>
+        <w:t>        dummy.next = head;</w:t>
+      </w:r>
+    </w:p>
+    <w:p/>
+    <w:p>
+      <w:r>
+        <w:t>        ListNode leftPrev = dummy;</w:t>
+      </w:r>
+    </w:p>
+    <w:p>
+      <w:r>
+        <w:t>        for (int i = 1; i &lt; left; i++) {</w:t>
+      </w:r>
+    </w:p>
+    <w:p>
+      <w:r>
+        <w:t>            leftPrev = leftPrev.next;</w:t>
       </w:r>
     </w:p>
     <w:p>
@@ -1515,17 +985,50 @@
         <w:t>        }</w:t>
       </w:r>
     </w:p>
-    <w:p>
-      <w:r>
-        <w:t xml:space="preserve">        return </w:t>
-      </w:r>
-      <w:proofErr w:type="spellStart"/>
-      <w:r>
-        <w:t>prev</w:t>
-      </w:r>
-      <w:proofErr w:type="spellEnd"/>
-      <w:r>
-        <w:t>;</w:t>
+    <w:p/>
+    <w:p>
+      <w:r>
+        <w:t>        ListNode start = leftPrev.next;</w:t>
+      </w:r>
+    </w:p>
+    <w:p>
+      <w:r>
+        <w:t>        ListNode after = start;</w:t>
+      </w:r>
+    </w:p>
+    <w:p>
+      <w:r>
+        <w:t>        for (int i = left; i &lt;= right; i++) {</w:t>
+      </w:r>
+    </w:p>
+    <w:p>
+      <w:r>
+        <w:t>            after = after.next;</w:t>
+      </w:r>
+    </w:p>
+    <w:p>
+      <w:r>
+        <w:t>        }</w:t>
+      </w:r>
+    </w:p>
+    <w:p>
+      <w:r>
+        <w:t>        ListNode reversedHead = reverseK(start, right - left + 1);</w:t>
+      </w:r>
+    </w:p>
+    <w:p>
+      <w:r>
+        <w:t>        leftPrev.next = reversedHead;</w:t>
+      </w:r>
+    </w:p>
+    <w:p>
+      <w:r>
+        <w:t>        start.next = after;</w:t>
+      </w:r>
+    </w:p>
+    <w:p>
+      <w:r>
+        <w:t>        return dummy.next;</w:t>
       </w:r>
     </w:p>
     <w:p>
@@ -1535,169 +1038,42 @@
     </w:p>
     <w:p>
       <w:r>
-        <w:t>}</w:t>
-      </w:r>
-    </w:p>
-    <w:p/>
-    <w:p>
-      <w:pPr>
-        <w:rPr>
-          <w:b/>
-          <w:bCs/>
-        </w:rPr>
-      </w:pPr>
-      <w:r>
-        <w:rPr>
-          <w:b/>
-          <w:bCs/>
-        </w:rPr>
-        <w:t>APP2: no braking</w:t>
-      </w:r>
-    </w:p>
-    <w:p>
-      <w:r>
-        <w:t>class Solution {</w:t>
-      </w:r>
-    </w:p>
-    <w:p>
-      <w:r>
-        <w:t xml:space="preserve">    public </w:t>
-      </w:r>
-      <w:proofErr w:type="spellStart"/>
-      <w:r>
-        <w:t>ListNode</w:t>
-      </w:r>
-      <w:proofErr w:type="spellEnd"/>
-      <w:r>
-        <w:t xml:space="preserve"> </w:t>
-      </w:r>
-      <w:proofErr w:type="spellStart"/>
-      <w:r>
-        <w:t>reverseBetween</w:t>
-      </w:r>
-      <w:proofErr w:type="spellEnd"/>
-      <w:r>
-        <w:t>(</w:t>
-      </w:r>
-      <w:proofErr w:type="spellStart"/>
-      <w:r>
-        <w:t>ListNode</w:t>
-      </w:r>
-      <w:proofErr w:type="spellEnd"/>
-      <w:r>
-        <w:t xml:space="preserve"> head, int left, int right) {</w:t>
-      </w:r>
-    </w:p>
-    <w:p>
-      <w:r>
-        <w:t>        if (head == null || left == right) return head;</w:t>
-      </w:r>
-    </w:p>
-    <w:p/>
-    <w:p>
-      <w:r>
-        <w:t xml:space="preserve">        </w:t>
-      </w:r>
-      <w:proofErr w:type="spellStart"/>
-      <w:r>
-        <w:t>ListNode</w:t>
-      </w:r>
-      <w:proofErr w:type="spellEnd"/>
-      <w:r>
-        <w:t xml:space="preserve"> dummy = new </w:t>
-      </w:r>
-      <w:proofErr w:type="spellStart"/>
-      <w:r>
-        <w:t>ListNode</w:t>
-      </w:r>
-      <w:proofErr w:type="spellEnd"/>
-      <w:r>
-        <w:t>(0);</w:t>
-      </w:r>
-    </w:p>
-    <w:p>
-      <w:r>
-        <w:t xml:space="preserve">        </w:t>
-      </w:r>
-      <w:proofErr w:type="spellStart"/>
-      <w:r>
-        <w:t>dummy.next</w:t>
-      </w:r>
-      <w:proofErr w:type="spellEnd"/>
-      <w:r>
-        <w:t xml:space="preserve"> = head;</w:t>
-      </w:r>
-    </w:p>
-    <w:p/>
-    <w:p>
-      <w:r>
-        <w:t xml:space="preserve">        </w:t>
-      </w:r>
-      <w:proofErr w:type="spellStart"/>
-      <w:r>
-        <w:t>ListNode</w:t>
-      </w:r>
-      <w:proofErr w:type="spellEnd"/>
-      <w:r>
-        <w:t xml:space="preserve"> </w:t>
-      </w:r>
-      <w:proofErr w:type="spellStart"/>
-      <w:r>
-        <w:t>leftPrev</w:t>
-      </w:r>
-      <w:proofErr w:type="spellEnd"/>
-      <w:r>
-        <w:t xml:space="preserve"> = dummy;</w:t>
-      </w:r>
-    </w:p>
-    <w:p>
-      <w:r>
-        <w:t xml:space="preserve">        for (int </w:t>
-      </w:r>
-      <w:proofErr w:type="spellStart"/>
-      <w:r>
-        <w:t>i</w:t>
-      </w:r>
-      <w:proofErr w:type="spellEnd"/>
-      <w:r>
-        <w:t xml:space="preserve"> = 1; </w:t>
-      </w:r>
-      <w:proofErr w:type="spellStart"/>
-      <w:r>
-        <w:t>i</w:t>
-      </w:r>
-      <w:proofErr w:type="spellEnd"/>
-      <w:r>
-        <w:t xml:space="preserve"> &lt; left; </w:t>
-      </w:r>
-      <w:proofErr w:type="spellStart"/>
-      <w:r>
-        <w:t>i</w:t>
-      </w:r>
-      <w:proofErr w:type="spellEnd"/>
-      <w:r>
-        <w:t>++) {</w:t>
-      </w:r>
-    </w:p>
-    <w:p>
-      <w:r>
-        <w:t xml:space="preserve">            </w:t>
-      </w:r>
-      <w:proofErr w:type="spellStart"/>
-      <w:r>
-        <w:t>leftPrev</w:t>
-      </w:r>
-      <w:proofErr w:type="spellEnd"/>
-      <w:r>
-        <w:t xml:space="preserve"> = </w:t>
-      </w:r>
-      <w:proofErr w:type="spellStart"/>
-      <w:r>
-        <w:t>leftPrev.next</w:t>
-      </w:r>
-      <w:proofErr w:type="spellEnd"/>
-      <w:r>
-        <w:t>;</w:t>
+        <w:t>    private ListNode reverseK(ListNode head, int k) {</w:t>
+      </w:r>
+    </w:p>
+    <w:p>
+      <w:r>
+        <w:t>        ListNode prev = null;</w:t>
+      </w:r>
+    </w:p>
+    <w:p>
+      <w:r>
+        <w:t>        ListNode curr = head;</w:t>
+      </w:r>
+    </w:p>
+    <w:p>
+      <w:r>
+        <w:t>        while (k-- &gt; 0) {</w:t>
+      </w:r>
+    </w:p>
+    <w:p>
+      <w:r>
+        <w:t>            ListNode nextNode = curr.next;</w:t>
+      </w:r>
+    </w:p>
+    <w:p>
+      <w:r>
+        <w:t>            curr.next = prev;</w:t>
+      </w:r>
+    </w:p>
+    <w:p>
+      <w:r>
+        <w:t>            prev = curr;</w:t>
+      </w:r>
+    </w:p>
+    <w:p>
+      <w:r>
+        <w:t>            curr = nextNode;</w:t>
       </w:r>
     </w:p>
     <w:p>
@@ -1705,378 +1081,14 @@
         <w:t>        }</w:t>
       </w:r>
     </w:p>
-    <w:p/>
-    <w:p>
-      <w:r>
-        <w:t xml:space="preserve">        </w:t>
-      </w:r>
-      <w:proofErr w:type="spellStart"/>
-      <w:r>
-        <w:t>ListNode</w:t>
-      </w:r>
-      <w:proofErr w:type="spellEnd"/>
-      <w:r>
-        <w:t xml:space="preserve"> start = </w:t>
-      </w:r>
-      <w:proofErr w:type="spellStart"/>
-      <w:r>
-        <w:t>leftPrev.next</w:t>
-      </w:r>
-      <w:proofErr w:type="spellEnd"/>
-      <w:r>
-        <w:t>;</w:t>
-      </w:r>
-    </w:p>
-    <w:p>
-      <w:r>
-        <w:t xml:space="preserve">        </w:t>
-      </w:r>
-      <w:proofErr w:type="spellStart"/>
-      <w:r>
-        <w:t>ListNode</w:t>
-      </w:r>
-      <w:proofErr w:type="spellEnd"/>
-      <w:r>
-        <w:t xml:space="preserve"> after = start;</w:t>
-      </w:r>
-    </w:p>
-    <w:p>
-      <w:r>
-        <w:t xml:space="preserve">        for (int </w:t>
-      </w:r>
-      <w:proofErr w:type="spellStart"/>
-      <w:r>
-        <w:t>i</w:t>
-      </w:r>
-      <w:proofErr w:type="spellEnd"/>
-      <w:r>
-        <w:t xml:space="preserve"> = left; </w:t>
-      </w:r>
-      <w:proofErr w:type="spellStart"/>
-      <w:r>
-        <w:t>i</w:t>
-      </w:r>
-      <w:proofErr w:type="spellEnd"/>
-      <w:r>
-        <w:t xml:space="preserve"> &lt;= right; </w:t>
-      </w:r>
-      <w:proofErr w:type="spellStart"/>
-      <w:r>
-        <w:t>i</w:t>
-      </w:r>
-      <w:proofErr w:type="spellEnd"/>
-      <w:r>
-        <w:t>++) {</w:t>
-      </w:r>
-    </w:p>
-    <w:p>
-      <w:r>
-        <w:t xml:space="preserve">            after = </w:t>
-      </w:r>
-      <w:proofErr w:type="spellStart"/>
-      <w:r>
-        <w:t>after.next</w:t>
-      </w:r>
-      <w:proofErr w:type="spellEnd"/>
-      <w:r>
-        <w:t>;</w:t>
-      </w:r>
-    </w:p>
-    <w:p>
-      <w:r>
-        <w:t>        }</w:t>
-      </w:r>
-    </w:p>
-    <w:p/>
-    <w:p>
-      <w:r>
-        <w:t xml:space="preserve">        </w:t>
-      </w:r>
-      <w:proofErr w:type="spellStart"/>
-      <w:r>
-        <w:t>ListNode</w:t>
-      </w:r>
-      <w:proofErr w:type="spellEnd"/>
-      <w:r>
-        <w:t xml:space="preserve"> </w:t>
-      </w:r>
-      <w:proofErr w:type="spellStart"/>
-      <w:r>
-        <w:t>reversedHead</w:t>
-      </w:r>
-      <w:proofErr w:type="spellEnd"/>
-      <w:r>
-        <w:t xml:space="preserve"> = </w:t>
-      </w:r>
-      <w:proofErr w:type="spellStart"/>
-      <w:r>
-        <w:t>reverseK</w:t>
-      </w:r>
-      <w:proofErr w:type="spellEnd"/>
-      <w:r>
-        <w:t>(start, right - left + 1);</w:t>
-      </w:r>
-    </w:p>
-    <w:p/>
-    <w:p>
-      <w:r>
-        <w:t xml:space="preserve">        </w:t>
-      </w:r>
-      <w:proofErr w:type="spellStart"/>
-      <w:r>
-        <w:t>leftPrev.next</w:t>
-      </w:r>
-      <w:proofErr w:type="spellEnd"/>
-      <w:r>
-        <w:t xml:space="preserve"> = </w:t>
-      </w:r>
-      <w:proofErr w:type="spellStart"/>
-      <w:r>
-        <w:t>reversedHead</w:t>
-      </w:r>
-      <w:proofErr w:type="spellEnd"/>
-      <w:r>
-        <w:t>;</w:t>
-      </w:r>
-    </w:p>
-    <w:p>
-      <w:r>
-        <w:t xml:space="preserve">        </w:t>
-      </w:r>
-      <w:proofErr w:type="spellStart"/>
-      <w:r>
-        <w:t>start.next</w:t>
-      </w:r>
-      <w:proofErr w:type="spellEnd"/>
-      <w:r>
-        <w:t xml:space="preserve"> = after;</w:t>
-      </w:r>
-    </w:p>
-    <w:p/>
-    <w:p>
-      <w:r>
-        <w:t xml:space="preserve">        return </w:t>
-      </w:r>
-      <w:proofErr w:type="spellStart"/>
-      <w:r>
-        <w:t>dummy.next</w:t>
-      </w:r>
-      <w:proofErr w:type="spellEnd"/>
-      <w:r>
-        <w:t>;</w:t>
-      </w:r>
-    </w:p>
-    <w:p>
-      <w:r>
-        <w:t>    }</w:t>
-      </w:r>
-    </w:p>
-    <w:p/>
-    <w:p>
-      <w:r>
-        <w:t xml:space="preserve">    private </w:t>
-      </w:r>
-      <w:proofErr w:type="spellStart"/>
-      <w:r>
-        <w:t>ListNode</w:t>
-      </w:r>
-      <w:proofErr w:type="spellEnd"/>
-      <w:r>
-        <w:t xml:space="preserve"> </w:t>
-      </w:r>
-      <w:proofErr w:type="spellStart"/>
-      <w:r>
-        <w:t>reverseK</w:t>
-      </w:r>
-      <w:proofErr w:type="spellEnd"/>
-      <w:r>
-        <w:t>(</w:t>
-      </w:r>
-      <w:proofErr w:type="spellStart"/>
-      <w:r>
-        <w:t>ListNode</w:t>
-      </w:r>
-      <w:proofErr w:type="spellEnd"/>
-      <w:r>
-        <w:t xml:space="preserve"> head, int k) {</w:t>
-      </w:r>
-    </w:p>
-    <w:p>
-      <w:r>
-        <w:t xml:space="preserve">        </w:t>
-      </w:r>
-      <w:proofErr w:type="spellStart"/>
-      <w:r>
-        <w:t>ListNode</w:t>
-      </w:r>
-      <w:proofErr w:type="spellEnd"/>
-      <w:r>
-        <w:t xml:space="preserve"> </w:t>
-      </w:r>
-      <w:proofErr w:type="spellStart"/>
-      <w:r>
-        <w:t>prev</w:t>
-      </w:r>
-      <w:proofErr w:type="spellEnd"/>
-      <w:r>
-        <w:t xml:space="preserve"> = null;</w:t>
-      </w:r>
-    </w:p>
-    <w:p>
-      <w:r>
-        <w:t xml:space="preserve">        </w:t>
-      </w:r>
-      <w:proofErr w:type="spellStart"/>
-      <w:r>
-        <w:t>ListNode</w:t>
-      </w:r>
-      <w:proofErr w:type="spellEnd"/>
-      <w:r>
-        <w:t xml:space="preserve"> </w:t>
-      </w:r>
-      <w:proofErr w:type="spellStart"/>
-      <w:r>
-        <w:t>curr</w:t>
-      </w:r>
-      <w:proofErr w:type="spellEnd"/>
-      <w:r>
-        <w:t xml:space="preserve"> = head;</w:t>
-      </w:r>
-    </w:p>
-    <w:p/>
-    <w:p>
-      <w:r>
-        <w:t>        while (k-- &gt; 0) {</w:t>
-      </w:r>
-    </w:p>
-    <w:p>
-      <w:r>
-        <w:t xml:space="preserve">            </w:t>
-      </w:r>
-      <w:proofErr w:type="spellStart"/>
-      <w:r>
-        <w:t>ListNode</w:t>
-      </w:r>
-      <w:proofErr w:type="spellEnd"/>
-      <w:r>
-        <w:t xml:space="preserve"> </w:t>
-      </w:r>
-      <w:proofErr w:type="spellStart"/>
-      <w:r>
-        <w:t>nextNode</w:t>
-      </w:r>
-      <w:proofErr w:type="spellEnd"/>
-      <w:r>
-        <w:t xml:space="preserve"> = </w:t>
-      </w:r>
-      <w:proofErr w:type="spellStart"/>
-      <w:r>
-        <w:t>curr.next</w:t>
-      </w:r>
-      <w:proofErr w:type="spellEnd"/>
-      <w:r>
-        <w:t>;</w:t>
-      </w:r>
-    </w:p>
-    <w:p>
-      <w:r>
-        <w:t xml:space="preserve">            </w:t>
-      </w:r>
-      <w:proofErr w:type="spellStart"/>
-      <w:r>
-        <w:t>curr.next</w:t>
-      </w:r>
-      <w:proofErr w:type="spellEnd"/>
-      <w:r>
-        <w:t xml:space="preserve"> = </w:t>
-      </w:r>
-      <w:proofErr w:type="spellStart"/>
-      <w:r>
-        <w:t>prev</w:t>
-      </w:r>
-      <w:proofErr w:type="spellEnd"/>
-      <w:r>
-        <w:t>;</w:t>
-      </w:r>
-    </w:p>
-    <w:p>
-      <w:r>
-        <w:t xml:space="preserve">            </w:t>
-      </w:r>
-      <w:proofErr w:type="spellStart"/>
-      <w:r>
-        <w:t>prev</w:t>
-      </w:r>
-      <w:proofErr w:type="spellEnd"/>
-      <w:r>
-        <w:t xml:space="preserve"> = </w:t>
-      </w:r>
-      <w:proofErr w:type="spellStart"/>
-      <w:r>
-        <w:t>curr</w:t>
-      </w:r>
-      <w:proofErr w:type="spellEnd"/>
-      <w:r>
-        <w:t>;</w:t>
-      </w:r>
-    </w:p>
-    <w:p>
-      <w:r>
-        <w:t xml:space="preserve">            </w:t>
-      </w:r>
-      <w:proofErr w:type="spellStart"/>
-      <w:r>
-        <w:t>curr</w:t>
-      </w:r>
-      <w:proofErr w:type="spellEnd"/>
-      <w:r>
-        <w:t xml:space="preserve"> = </w:t>
-      </w:r>
-      <w:proofErr w:type="spellStart"/>
-      <w:r>
-        <w:t>nextNode</w:t>
-      </w:r>
-      <w:proofErr w:type="spellEnd"/>
-      <w:r>
-        <w:t>;</w:t>
-      </w:r>
-    </w:p>
-    <w:p>
-      <w:r>
-        <w:t>        }</w:t>
-      </w:r>
-    </w:p>
-    <w:p>
-      <w:r>
-        <w:t xml:space="preserve">        return </w:t>
-      </w:r>
-      <w:proofErr w:type="spellStart"/>
-      <w:r>
-        <w:t>prev</w:t>
-      </w:r>
-      <w:proofErr w:type="spellEnd"/>
-      <w:r>
-        <w:t>;</w:t>
-      </w:r>
-    </w:p>
-    <w:p>
-      <w:r>
-        <w:t>    }</w:t>
-      </w:r>
-    </w:p>
-    <w:p>
-      <w:r>
-        <w:t>}</w:t>
-      </w:r>
-    </w:p>
-    <w:p/>
-    <w:p/>
-    <w:p/>
-    <w:p/>
-    <w:p/>
-    <w:p/>
-    <w:p/>
-    <w:p/>
+    <w:p>
+      <w:r>
+        <w:t>        return prev;</w:t>
+      </w:r>
+      <w:r>
+        <w:t>}}</w:t>
+      </w:r>
+    </w:p>
     <w:p>
       <w:pPr>
         <w:rPr>
@@ -2618,15 +1630,7 @@
     </w:p>
     <w:p>
       <w:r>
-        <w:t xml:space="preserve">            </w:t>
-      </w:r>
-      <w:proofErr w:type="spellStart"/>
-      <w:r>
-        <w:t>kth.next</w:t>
-      </w:r>
-      <w:proofErr w:type="spellEnd"/>
-      <w:r>
-        <w:t xml:space="preserve"> = </w:t>
+        <w:t xml:space="preserve">            kth.next = </w:t>
       </w:r>
       <w:r>
         <w:t xml:space="preserve">  </w:t>
@@ -3580,6 +2584,7 @@
   <w:style w:type="character" w:default="1" w:styleId="DefaultParagraphFont">
     <w:name w:val="Default Paragraph Font"/>
     <w:uiPriority w:val="1"/>
+    <w:semiHidden/>
     <w:unhideWhenUsed/>
   </w:style>
   <w:style w:type="table" w:default="1" w:styleId="TableNormal">
